--- a/02-Planning-and-Control/Proposal/Planning-Documents/Current/21. Quality Assurance Plan v4.docx
+++ b/02-Planning-and-Control/Proposal/Planning-Documents/Current/21. Quality Assurance Plan v4.docx
@@ -328,6 +328,21 @@
                 <w:szCs w:val="24"/>
               </w:rPr>
             </w:pPr>
+            <w:r>
+              <w:rPr>
+                <w:rFonts w:ascii="Aptos" w:hAnsi="Aptos" w:eastAsia="Aptos" w:cs="Aptos"/>
+                <w:b w:val="0"/>
+                <w:bCs w:val="0"/>
+                <w:i w:val="0"/>
+                <w:iCs w:val="0"/>
+                <w:caps w:val="0"/>
+                <w:smallCaps w:val="0"/>
+                <w:color w:val="000000" w:themeColor="text1" w:themeTint="FF" w:themeShade="FF"/>
+                <w:sz w:val="24"/>
+                <w:szCs w:val="24"/>
+              </w:rPr>
+              <w:t>06/04</w:t>
+            </w:r>
           </w:p>
         </w:tc>
         <w:tc>
@@ -485,6 +500,21 @@
                 <w:szCs w:val="24"/>
               </w:rPr>
             </w:pPr>
+            <w:r>
+              <w:rPr>
+                <w:rFonts w:ascii="Aptos" w:hAnsi="Aptos" w:eastAsia="Aptos" w:cs="Aptos"/>
+                <w:b w:val="0"/>
+                <w:bCs w:val="0"/>
+                <w:i w:val="0"/>
+                <w:iCs w:val="0"/>
+                <w:caps w:val="0"/>
+                <w:smallCaps w:val="0"/>
+                <w:color w:val="000000" w:themeColor="text1" w:themeTint="FF" w:themeShade="FF"/>
+                <w:sz w:val="24"/>
+                <w:szCs w:val="24"/>
+              </w:rPr>
+              <w:t>27/05</w:t>
+            </w:r>
           </w:p>
         </w:tc>
         <w:tc>
@@ -569,6 +599,22 @@
               </w:rPr>
               <w:t>Larissa</w:t>
             </w:r>
+            <w:r>
+              <w:rPr>
+                <w:rFonts w:ascii="Aptos" w:hAnsi="Aptos" w:eastAsia="Aptos" w:cs="Aptos"/>
+                <w:b w:val="0"/>
+                <w:bCs w:val="0"/>
+                <w:i w:val="0"/>
+                <w:iCs w:val="0"/>
+                <w:caps w:val="0"/>
+                <w:smallCaps w:val="0"/>
+                <w:color w:val="000000" w:themeColor="text1" w:themeTint="FF" w:themeShade="FF"/>
+                <w:sz w:val="24"/>
+                <w:szCs w:val="24"/>
+                <w:lang w:val="en-NZ"/>
+              </w:rPr>
+              <w:t xml:space="preserve"> &amp; Zafar</w:t>
+            </w:r>
           </w:p>
         </w:tc>
         <w:tc>
@@ -582,6 +628,9 @@
           </w:tcPr>
           <w:p>
             <w:pPr>
+              <w:spacing w:before="0" w:beforeAutospacing="off" w:after="0" w:afterAutospacing="off" w:line="240" w:lineRule="auto"/>
+              <w:ind w:left="0" w:right="0"/>
+              <w:jc w:val="left"/>
               <w:rPr>
                 <w:rFonts w:ascii="Aptos" w:hAnsi="Aptos" w:eastAsia="Aptos" w:cs="Aptos"/>
                 <w:b w:val="0"/>
@@ -593,6 +642,7 @@
                 <w:color w:val="000000" w:themeColor="text1" w:themeTint="FF" w:themeShade="FF"/>
                 <w:sz w:val="24"/>
                 <w:szCs w:val="24"/>
+                <w:lang w:val="en-NZ"/>
               </w:rPr>
             </w:pPr>
             <w:r>
@@ -609,7 +659,55 @@
                 <w:szCs w:val="24"/>
                 <w:lang w:val="en-NZ"/>
               </w:rPr>
-              <w:t>Added introduction paragraph to detail alignment with STLC, edited phase terminology from Evalutation Test, narrowed to D-ITG only, removed unnecessary checklists and templates, removed explicit scenario matrix, added checkpoints.</w:t>
+              <w:t xml:space="preserve">Added introduction paragraph to detail alignment with STLC, edited phase terminology from </w:t>
+            </w:r>
+            <w:r>
+              <w:rPr>
+                <w:rFonts w:ascii="Aptos" w:hAnsi="Aptos" w:eastAsia="Aptos" w:cs="Aptos"/>
+                <w:b w:val="0"/>
+                <w:bCs w:val="0"/>
+                <w:i w:val="0"/>
+                <w:iCs w:val="0"/>
+                <w:caps w:val="0"/>
+                <w:smallCaps w:val="0"/>
+                <w:color w:val="000000" w:themeColor="text1" w:themeTint="FF" w:themeShade="FF"/>
+                <w:sz w:val="24"/>
+                <w:szCs w:val="24"/>
+                <w:lang w:val="en-NZ"/>
+              </w:rPr>
+              <w:t>Evaluation to</w:t>
+            </w:r>
+            <w:r>
+              <w:rPr>
+                <w:rFonts w:ascii="Aptos" w:hAnsi="Aptos" w:eastAsia="Aptos" w:cs="Aptos"/>
+                <w:b w:val="0"/>
+                <w:bCs w:val="0"/>
+                <w:i w:val="0"/>
+                <w:iCs w:val="0"/>
+                <w:caps w:val="0"/>
+                <w:smallCaps w:val="0"/>
+                <w:color w:val="000000" w:themeColor="text1" w:themeTint="FF" w:themeShade="FF"/>
+                <w:sz w:val="24"/>
+                <w:szCs w:val="24"/>
+                <w:lang w:val="en-NZ"/>
+              </w:rPr>
+              <w:t xml:space="preserve"> Test, narrowed to D-ITG only, removed unnecessary checklists and templates, removed explicit scenario matrix, added checkpoints.</w:t>
+            </w:r>
+            <w:r>
+              <w:rPr>
+                <w:rFonts w:ascii="Aptos" w:hAnsi="Aptos" w:eastAsia="Aptos" w:cs="Aptos"/>
+                <w:b w:val="0"/>
+                <w:bCs w:val="0"/>
+                <w:i w:val="0"/>
+                <w:iCs w:val="0"/>
+                <w:caps w:val="0"/>
+                <w:smallCaps w:val="0"/>
+                <w:color w:val="000000" w:themeColor="text1" w:themeTint="FF" w:themeShade="FF"/>
+                <w:sz w:val="24"/>
+                <w:szCs w:val="24"/>
+                <w:lang w:val="en-NZ"/>
+              </w:rPr>
+              <w:t xml:space="preserve"> New comprehensive outline added to the walkthrough procedures.</w:t>
             </w:r>
           </w:p>
         </w:tc>
@@ -644,6 +742,21 @@
                 <w:szCs w:val="24"/>
               </w:rPr>
             </w:pPr>
+            <w:r>
+              <w:rPr>
+                <w:rFonts w:ascii="Aptos" w:hAnsi="Aptos" w:eastAsia="Aptos" w:cs="Aptos"/>
+                <w:b w:val="0"/>
+                <w:bCs w:val="0"/>
+                <w:i w:val="0"/>
+                <w:iCs w:val="0"/>
+                <w:caps w:val="0"/>
+                <w:smallCaps w:val="0"/>
+                <w:color w:val="000000" w:themeColor="text1" w:themeTint="FF" w:themeShade="FF"/>
+                <w:sz w:val="24"/>
+                <w:szCs w:val="24"/>
+              </w:rPr>
+              <w:t>10/06</w:t>
+            </w:r>
           </w:p>
         </w:tc>
         <w:tc>
@@ -732,7 +845,7 @@
                 <w:szCs w:val="24"/>
                 <w:lang w:val="en-NZ"/>
               </w:rPr>
-              <w:t>Zafar</w:t>
+              <w:t>Larissa</w:t>
             </w:r>
           </w:p>
         </w:tc>
@@ -747,11 +860,8 @@
           </w:tcPr>
           <w:p>
             <w:pPr>
-              <w:pStyle w:val="Normal"/>
-              <w:suppressLineNumbers w:val="0"/>
               <w:bidi w:val="0"/>
-              <w:spacing w:before="0" w:beforeAutospacing="off" w:after="0" w:afterAutospacing="off" w:line="240" w:lineRule="auto"/>
-              <w:ind w:left="0" w:right="0"/>
+              <w:spacing w:line="240" w:lineRule="auto"/>
               <w:jc w:val="left"/>
               <w:rPr>
                 <w:rFonts w:ascii="Aptos" w:hAnsi="Aptos" w:eastAsia="Aptos" w:cs="Aptos"/>
@@ -761,6 +871,7 @@
                 <w:iCs w:val="0"/>
                 <w:caps w:val="0"/>
                 <w:smallCaps w:val="0"/>
+                <w:noProof w:val="0"/>
                 <w:color w:val="000000" w:themeColor="text1" w:themeTint="FF" w:themeShade="FF"/>
                 <w:sz w:val="24"/>
                 <w:szCs w:val="24"/>
@@ -776,12 +887,13 @@
                 <w:iCs w:val="0"/>
                 <w:caps w:val="0"/>
                 <w:smallCaps w:val="0"/>
+                <w:noProof w:val="0"/>
                 <w:color w:val="000000" w:themeColor="text1" w:themeTint="FF" w:themeShade="FF"/>
                 <w:sz w:val="24"/>
                 <w:szCs w:val="24"/>
-                <w:lang w:val="en-NZ"/>
-              </w:rPr>
-              <w:t xml:space="preserve">New comprehensive outline added </w:t>
+                <w:lang w:val="en-US"/>
+              </w:rPr>
+              <w:t xml:space="preserve">Removed all references to </w:t>
             </w:r>
             <w:r>
               <w:rPr>
@@ -792,12 +904,30 @@
                 <w:iCs w:val="0"/>
                 <w:caps w:val="0"/>
                 <w:smallCaps w:val="0"/>
+                <w:noProof w:val="0"/>
                 <w:color w:val="000000" w:themeColor="text1" w:themeTint="FF" w:themeShade="FF"/>
                 <w:sz w:val="24"/>
                 <w:szCs w:val="24"/>
-                <w:lang w:val="en-NZ"/>
-              </w:rPr>
-              <w:t>to the walkthrough procedures.</w:t>
+                <w:lang w:val="en-US"/>
+              </w:rPr>
+              <w:t>iPerf</w:t>
+            </w:r>
+            <w:r>
+              <w:rPr>
+                <w:rFonts w:ascii="Aptos" w:hAnsi="Aptos" w:eastAsia="Aptos" w:cs="Aptos"/>
+                <w:b w:val="0"/>
+                <w:bCs w:val="0"/>
+                <w:i w:val="0"/>
+                <w:iCs w:val="0"/>
+                <w:caps w:val="0"/>
+                <w:smallCaps w:val="0"/>
+                <w:noProof w:val="0"/>
+                <w:color w:val="000000" w:themeColor="text1" w:themeTint="FF" w:themeShade="FF"/>
+                <w:sz w:val="24"/>
+                <w:szCs w:val="24"/>
+                <w:lang w:val="en-US"/>
+              </w:rPr>
+              <w:t>, simplified wording, added deliverables to test closure.</w:t>
             </w:r>
           </w:p>
         </w:tc>
@@ -832,21 +962,7 @@
                 <w:szCs w:val="24"/>
               </w:rPr>
             </w:pPr>
-          </w:p>
-        </w:tc>
-        <w:tc>
-          <w:tcPr>
-            <w:tcW w:w="1350" w:type="dxa"/>
-            <w:tcMar>
-              <w:left w:w="105" w:type="dxa"/>
-              <w:right w:w="105" w:type="dxa"/>
-            </w:tcMar>
-            <w:vAlign w:val="top"/>
-          </w:tcPr>
-          <w:p>
-            <w:pPr>
-              <w:pStyle w:val="Normal"/>
-              <w:bidi w:val="0"/>
+            <w:r>
               <w:rPr>
                 <w:rFonts w:ascii="Aptos" w:hAnsi="Aptos" w:eastAsia="Aptos" w:cs="Aptos"/>
                 <w:b w:val="0"/>
@@ -858,9 +974,9 @@
                 <w:color w:val="000000" w:themeColor="text1" w:themeTint="FF" w:themeShade="FF"/>
                 <w:sz w:val="24"/>
                 <w:szCs w:val="24"/>
-                <w:lang w:val="en-NZ"/>
-              </w:rPr>
-            </w:pPr>
+              </w:rPr>
+              <w:t>29/</w:t>
+            </w:r>
             <w:r>
               <w:rPr>
                 <w:rFonts w:ascii="Aptos" w:hAnsi="Aptos" w:eastAsia="Aptos" w:cs="Aptos"/>
@@ -873,170 +989,9 @@
                 <w:color w:val="000000" w:themeColor="text1" w:themeTint="FF" w:themeShade="FF"/>
                 <w:sz w:val="24"/>
                 <w:szCs w:val="24"/>
-                <w:lang w:val="en-NZ"/>
-              </w:rPr>
-              <w:t>3</w:t>
-            </w:r>
-          </w:p>
-        </w:tc>
-        <w:tc>
-          <w:tcPr>
-            <w:tcW w:w="1440" w:type="dxa"/>
-            <w:tcMar>
-              <w:left w:w="105" w:type="dxa"/>
-              <w:right w:w="105" w:type="dxa"/>
-            </w:tcMar>
-            <w:vAlign w:val="top"/>
-          </w:tcPr>
-          <w:p>
-            <w:pPr>
-              <w:pStyle w:val="Normal"/>
-              <w:bidi w:val="0"/>
-              <w:rPr>
-                <w:rFonts w:ascii="Aptos" w:hAnsi="Aptos" w:eastAsia="Aptos" w:cs="Aptos"/>
-                <w:b w:val="0"/>
-                <w:bCs w:val="0"/>
-                <w:i w:val="0"/>
-                <w:iCs w:val="0"/>
-                <w:caps w:val="0"/>
-                <w:smallCaps w:val="0"/>
-                <w:color w:val="000000" w:themeColor="text1" w:themeTint="FF" w:themeShade="FF"/>
-                <w:sz w:val="24"/>
-                <w:szCs w:val="24"/>
-                <w:lang w:val="en-NZ"/>
-              </w:rPr>
-            </w:pPr>
-            <w:r>
-              <w:rPr>
-                <w:rFonts w:ascii="Aptos" w:hAnsi="Aptos" w:eastAsia="Aptos" w:cs="Aptos"/>
-                <w:b w:val="0"/>
-                <w:bCs w:val="0"/>
-                <w:i w:val="0"/>
-                <w:iCs w:val="0"/>
-                <w:caps w:val="0"/>
-                <w:smallCaps w:val="0"/>
-                <w:color w:val="000000" w:themeColor="text1" w:themeTint="FF" w:themeShade="FF"/>
-                <w:sz w:val="24"/>
-                <w:szCs w:val="24"/>
-                <w:lang w:val="en-NZ"/>
-              </w:rPr>
-              <w:t>Larissa</w:t>
-            </w:r>
-          </w:p>
-        </w:tc>
-        <w:tc>
-          <w:tcPr>
-            <w:tcW w:w="4890" w:type="dxa"/>
-            <w:tcMar>
-              <w:left w:w="105" w:type="dxa"/>
-              <w:right w:w="105" w:type="dxa"/>
-            </w:tcMar>
-            <w:vAlign w:val="top"/>
-          </w:tcPr>
-          <w:p>
-            <w:pPr>
-              <w:bidi w:val="0"/>
-              <w:spacing w:line="240" w:lineRule="auto"/>
-              <w:jc w:val="left"/>
-              <w:rPr>
-                <w:rFonts w:ascii="Aptos" w:hAnsi="Aptos" w:eastAsia="Aptos" w:cs="Aptos"/>
-                <w:b w:val="0"/>
-                <w:bCs w:val="0"/>
-                <w:i w:val="0"/>
-                <w:iCs w:val="0"/>
-                <w:caps w:val="0"/>
-                <w:smallCaps w:val="0"/>
-                <w:noProof w:val="0"/>
-                <w:color w:val="000000" w:themeColor="text1" w:themeTint="FF" w:themeShade="FF"/>
-                <w:sz w:val="24"/>
-                <w:szCs w:val="24"/>
-                <w:lang w:val="en-NZ"/>
-              </w:rPr>
-            </w:pPr>
-            <w:r>
-              <w:rPr>
-                <w:rFonts w:ascii="Aptos" w:hAnsi="Aptos" w:eastAsia="Aptos" w:cs="Aptos"/>
-                <w:b w:val="0"/>
-                <w:bCs w:val="0"/>
-                <w:i w:val="0"/>
-                <w:iCs w:val="0"/>
-                <w:caps w:val="0"/>
-                <w:smallCaps w:val="0"/>
-                <w:noProof w:val="0"/>
-                <w:color w:val="000000" w:themeColor="text1" w:themeTint="FF" w:themeShade="FF"/>
-                <w:sz w:val="24"/>
-                <w:szCs w:val="24"/>
-                <w:lang w:val="en-US"/>
-              </w:rPr>
-              <w:t xml:space="preserve">Removed all references to </w:t>
-            </w:r>
-            <w:r>
-              <w:rPr>
-                <w:rFonts w:ascii="Aptos" w:hAnsi="Aptos" w:eastAsia="Aptos" w:cs="Aptos"/>
-                <w:b w:val="0"/>
-                <w:bCs w:val="0"/>
-                <w:i w:val="0"/>
-                <w:iCs w:val="0"/>
-                <w:caps w:val="0"/>
-                <w:smallCaps w:val="0"/>
-                <w:noProof w:val="0"/>
-                <w:color w:val="000000" w:themeColor="text1" w:themeTint="FF" w:themeShade="FF"/>
-                <w:sz w:val="24"/>
-                <w:szCs w:val="24"/>
-                <w:lang w:val="en-US"/>
-              </w:rPr>
-              <w:t>iPerf</w:t>
-            </w:r>
-            <w:r>
-              <w:rPr>
-                <w:rFonts w:ascii="Aptos" w:hAnsi="Aptos" w:eastAsia="Aptos" w:cs="Aptos"/>
-                <w:b w:val="0"/>
-                <w:bCs w:val="0"/>
-                <w:i w:val="0"/>
-                <w:iCs w:val="0"/>
-                <w:caps w:val="0"/>
-                <w:smallCaps w:val="0"/>
-                <w:noProof w:val="0"/>
-                <w:color w:val="000000" w:themeColor="text1" w:themeTint="FF" w:themeShade="FF"/>
-                <w:sz w:val="24"/>
-                <w:szCs w:val="24"/>
-                <w:lang w:val="en-US"/>
-              </w:rPr>
-              <w:t>, simplified wording, added deliverables to test closure.</w:t>
-            </w:r>
-          </w:p>
-        </w:tc>
-      </w:tr>
-      <w:tr>
-        <w:trPr>
-          <w:trHeight w:val="300"/>
-        </w:trPr>
-        <w:tc>
-          <w:tcPr>
-            <w:tcW w:w="1305" w:type="dxa"/>
-            <w:tcMar>
-              <w:left w:w="105" w:type="dxa"/>
-              <w:right w:w="105" w:type="dxa"/>
-            </w:tcMar>
-            <w:vAlign w:val="top"/>
-          </w:tcPr>
-          <w:p>
-            <w:pPr>
-              <w:pStyle w:val="Normal"/>
-              <w:bidi w:val="0"/>
-              <w:rPr>
-                <w:rFonts w:ascii="Aptos" w:hAnsi="Aptos" w:eastAsia="Aptos" w:cs="Aptos"/>
-                <w:b w:val="0"/>
-                <w:bCs w:val="0"/>
-                <w:i w:val="0"/>
-                <w:iCs w:val="0"/>
-                <w:caps w:val="0"/>
-                <w:smallCaps w:val="0"/>
-                <w:color w:val="000000" w:themeColor="text1" w:themeTint="FF" w:themeShade="FF"/>
-                <w:sz w:val="24"/>
-                <w:szCs w:val="24"/>
-              </w:rPr>
-            </w:pPr>
+              </w:rPr>
+              <w:t>09</w:t>
+            </w:r>
           </w:p>
         </w:tc>
         <w:tc>
@@ -2024,34 +1979,17 @@
                 <w:rFonts w:ascii="Times New Roman" w:hAnsi="Times New Roman" w:eastAsia="Times New Roman" w:cs="Times New Roman"/>
                 <w:sz w:val="22"/>
                 <w:szCs w:val="22"/>
-              </w:rPr>
-            </w:pPr>
-            <w:r>
-              <w:rPr>
-                <w:rFonts w:ascii="Times New Roman" w:hAnsi="Times New Roman" w:eastAsia="Times New Roman" w:cs="Times New Roman"/>
-                <w:sz w:val="22"/>
-                <w:szCs w:val="22"/>
-                <w:lang w:val="en-NZ"/>
-              </w:rPr>
-              <w:t xml:space="preserve">The team confirms tool compatibility (D-ITG), defines evaluation scenarios and environments, and ensures upskilling align with planning needs. Feedback from the client and supervisor is used to </w:t>
-            </w:r>
-            <w:r>
-              <w:rPr>
-                <w:rFonts w:ascii="Times New Roman" w:hAnsi="Times New Roman" w:eastAsia="Times New Roman" w:cs="Times New Roman"/>
-                <w:sz w:val="22"/>
-                <w:szCs w:val="22"/>
-                <w:lang w:val="en-NZ"/>
-              </w:rPr>
-              <w:t>validate</w:t>
-            </w:r>
-            <w:r>
-              <w:rPr>
-                <w:rFonts w:ascii="Times New Roman" w:hAnsi="Times New Roman" w:eastAsia="Times New Roman" w:cs="Times New Roman"/>
-                <w:sz w:val="22"/>
-                <w:szCs w:val="22"/>
-                <w:lang w:val="en-NZ"/>
-              </w:rPr>
-              <w:t xml:space="preserve"> planning outcomes. </w:t>
+                <w:lang w:val="en-NZ"/>
+              </w:rPr>
+            </w:pPr>
+            <w:r>
+              <w:rPr>
+                <w:rFonts w:ascii="Times New Roman" w:hAnsi="Times New Roman" w:eastAsia="Times New Roman" w:cs="Times New Roman"/>
+                <w:sz w:val="22"/>
+                <w:szCs w:val="22"/>
+                <w:lang w:val="en-NZ"/>
+              </w:rPr>
+              <w:t xml:space="preserve">The team confirms tool compatibility (D-ITG), defines evaluation scenarios and environments, and ensures upskilling align with planning needs. </w:t>
             </w:r>
           </w:p>
         </w:tc>
@@ -2192,7 +2130,25 @@
                 <w:szCs w:val="22"/>
                 <w:lang w:val="en-NZ"/>
               </w:rPr>
-              <w:t xml:space="preserve"> with the client. Templates for logs, bug reports, and scenario documentation are also prepared during this phase. </w:t>
+              <w:t xml:space="preserve"> with the client. Templates for logs, </w:t>
+            </w:r>
+            <w:r>
+              <w:rPr>
+                <w:rFonts w:ascii="Times New Roman" w:hAnsi="Times New Roman" w:eastAsia="Times New Roman" w:cs="Times New Roman"/>
+                <w:sz w:val="22"/>
+                <w:szCs w:val="22"/>
+                <w:lang w:val="en-NZ"/>
+              </w:rPr>
+              <w:t xml:space="preserve">issue </w:t>
+            </w:r>
+            <w:r>
+              <w:rPr>
+                <w:rFonts w:ascii="Times New Roman" w:hAnsi="Times New Roman" w:eastAsia="Times New Roman" w:cs="Times New Roman"/>
+                <w:sz w:val="22"/>
+                <w:szCs w:val="22"/>
+                <w:lang w:val="en-NZ"/>
+              </w:rPr>
+              <w:t xml:space="preserve">reports, and scenario documentation are also prepared during this phase. </w:t>
             </w:r>
           </w:p>
         </w:tc>
@@ -2637,13 +2593,13 @@
             <w:r>
               <w:rPr>
                 <w:rFonts w:ascii="Times New Roman" w:hAnsi="Times New Roman" w:eastAsia="Times New Roman" w:cs="Times New Roman"/>
-                <w:b/>
-                <w:bCs/>
-                <w:sz w:val="22"/>
-                <w:szCs w:val="22"/>
-                <w:lang w:val="en-NZ"/>
-              </w:rPr>
-              <w:t>Evaluation completion rate</w:t>
+                <w:b w:val="1"/>
+                <w:bCs w:val="1"/>
+                <w:sz w:val="22"/>
+                <w:szCs w:val="22"/>
+                <w:lang w:val="en-NZ"/>
+              </w:rPr>
+              <w:t>Number of reruns due to errors/inaccurate data</w:t>
             </w:r>
           </w:p>
         </w:tc>
@@ -2670,153 +2626,17 @@
                 <w:szCs w:val="22"/>
                 <w:lang w:val="en-NZ"/>
               </w:rPr>
-              <w:t>% of all planned evaluations completed</w:t>
-            </w:r>
-          </w:p>
-        </w:tc>
-      </w:tr>
-      <w:tr>
-        <w:trPr>
-          <w:trHeight w:val="300"/>
-        </w:trPr>
-        <w:tc>
-          <w:tcPr>
-            <w:tcW w:w="3255" w:type="dxa"/>
-            <w:tcMar>
-              <w:left w:w="105" w:type="dxa"/>
-              <w:right w:w="105" w:type="dxa"/>
-            </w:tcMar>
-          </w:tcPr>
-          <w:p>
-            <w:pPr>
-              <w:rPr>
-                <w:rFonts w:ascii="Times New Roman" w:hAnsi="Times New Roman" w:eastAsia="Times New Roman" w:cs="Times New Roman"/>
-                <w:sz w:val="22"/>
-                <w:szCs w:val="22"/>
-              </w:rPr>
-            </w:pPr>
-            <w:r>
-              <w:rPr>
-                <w:rFonts w:ascii="Times New Roman" w:hAnsi="Times New Roman" w:eastAsia="Times New Roman" w:cs="Times New Roman"/>
-                <w:b/>
-                <w:bCs/>
-                <w:sz w:val="22"/>
-                <w:szCs w:val="22"/>
-                <w:lang w:val="en-NZ"/>
-              </w:rPr>
-              <w:t>Setup bug count</w:t>
-            </w:r>
-          </w:p>
-        </w:tc>
-        <w:tc>
-          <w:tcPr>
-            <w:tcW w:w="5760" w:type="dxa"/>
-            <w:tcMar>
-              <w:left w:w="105" w:type="dxa"/>
-              <w:right w:w="105" w:type="dxa"/>
-            </w:tcMar>
-          </w:tcPr>
-          <w:p>
-            <w:pPr>
-              <w:rPr>
-                <w:rFonts w:ascii="Times New Roman" w:hAnsi="Times New Roman" w:eastAsia="Times New Roman" w:cs="Times New Roman"/>
-                <w:sz w:val="22"/>
-                <w:szCs w:val="22"/>
-              </w:rPr>
-            </w:pPr>
-            <w:r>
-              <w:rPr>
-                <w:rFonts w:ascii="Times New Roman" w:hAnsi="Times New Roman" w:eastAsia="Times New Roman" w:cs="Times New Roman"/>
-                <w:sz w:val="22"/>
-                <w:szCs w:val="22"/>
-              </w:rPr>
-              <w:t>Number of environment/configuration-related issues encountered per OS</w:t>
-            </w:r>
-          </w:p>
-        </w:tc>
-      </w:tr>
-      <w:tr>
-        <w:trPr>
-          <w:trHeight w:val="300"/>
-        </w:trPr>
-        <w:tc>
-          <w:tcPr>
-            <w:tcW w:w="3255" w:type="dxa"/>
-            <w:tcMar>
-              <w:left w:w="105" w:type="dxa"/>
-              <w:right w:w="105" w:type="dxa"/>
-            </w:tcMar>
-          </w:tcPr>
-          <w:p>
-            <w:pPr>
-              <w:rPr>
-                <w:rFonts w:ascii="Times New Roman" w:hAnsi="Times New Roman" w:eastAsia="Times New Roman" w:cs="Times New Roman"/>
-                <w:sz w:val="22"/>
-                <w:szCs w:val="22"/>
-              </w:rPr>
-            </w:pPr>
-            <w:r>
-              <w:rPr>
-                <w:rFonts w:ascii="Times New Roman" w:hAnsi="Times New Roman" w:eastAsia="Times New Roman" w:cs="Times New Roman"/>
-                <w:b w:val="1"/>
-                <w:bCs w:val="1"/>
-                <w:sz w:val="22"/>
-                <w:szCs w:val="22"/>
-                <w:lang w:val="en-NZ"/>
-              </w:rPr>
-              <w:t>Test</w:t>
-            </w:r>
-            <w:r>
-              <w:rPr>
-                <w:rFonts w:ascii="Times New Roman" w:hAnsi="Times New Roman" w:eastAsia="Times New Roman" w:cs="Times New Roman"/>
-                <w:b w:val="1"/>
-                <w:bCs w:val="1"/>
-                <w:sz w:val="22"/>
-                <w:szCs w:val="22"/>
-                <w:lang w:val="en-NZ"/>
-              </w:rPr>
-              <w:t xml:space="preserve"> bug count</w:t>
-            </w:r>
-          </w:p>
-        </w:tc>
-        <w:tc>
-          <w:tcPr>
-            <w:tcW w:w="5760" w:type="dxa"/>
-            <w:tcMar>
-              <w:left w:w="105" w:type="dxa"/>
-              <w:right w:w="105" w:type="dxa"/>
-            </w:tcMar>
-          </w:tcPr>
-          <w:p>
-            <w:pPr>
-              <w:rPr>
-                <w:rFonts w:ascii="Times New Roman" w:hAnsi="Times New Roman" w:eastAsia="Times New Roman" w:cs="Times New Roman"/>
-                <w:sz w:val="22"/>
-                <w:szCs w:val="22"/>
-              </w:rPr>
-            </w:pPr>
-            <w:r>
-              <w:rPr>
-                <w:rFonts w:ascii="Times New Roman" w:hAnsi="Times New Roman" w:eastAsia="Times New Roman" w:cs="Times New Roman"/>
-                <w:sz w:val="22"/>
-                <w:szCs w:val="22"/>
-                <w:lang w:val="en-NZ"/>
-              </w:rPr>
-              <w:t>Number of issues during or after evaluation runs</w:t>
+              <w:t xml:space="preserve">During phases 3 and 5, we need to track the number of re-runs caused by errors or inaccurate data. </w:t>
             </w:r>
           </w:p>
         </w:tc>
       </w:tr>
     </w:tbl>
-    <w:p>
-      <w:pPr>
+    <w:p/>
+    <w:p>
+      <w:pPr>
+        <w:pStyle w:val="Normal"/>
         <w:spacing w:line="278" w:lineRule="auto"/>
-        <w:rPr>
-          <w:rFonts w:ascii="Times New Roman" w:hAnsi="Times New Roman" w:eastAsia="Times New Roman" w:cs="Times New Roman"/>
-          <w:color w:val="000000" w:themeColor="text1"/>
-          <w:sz w:val="22"/>
-          <w:szCs w:val="22"/>
-        </w:rPr>
       </w:pPr>
     </w:p>
     <w:p>
@@ -3677,88 +3497,6 @@
                 <w:lang w:val="en-NZ"/>
               </w:rPr>
               <w:t>Ensure consistent dual NIC setup, IP forwarding, routing</w:t>
-            </w:r>
-          </w:p>
-        </w:tc>
-      </w:tr>
-      <w:tr>
-        <w:trPr>
-          <w:trHeight w:val="300"/>
-        </w:trPr>
-        <w:tc>
-          <w:tcPr>
-            <w:tcW w:w="3405" w:type="dxa"/>
-            <w:tcBorders>
-              <w:top w:val="single" w:color="auto" w:sz="6" w:space="0"/>
-              <w:left w:val="single" w:color="auto" w:sz="6" w:space="0"/>
-              <w:bottom w:val="single" w:color="auto" w:sz="6" w:space="0"/>
-              <w:right w:val="single" w:color="auto" w:sz="6" w:space="0"/>
-            </w:tcBorders>
-            <w:tcMar>
-              <w:left w:w="105" w:type="dxa"/>
-              <w:right w:w="105" w:type="dxa"/>
-            </w:tcMar>
-          </w:tcPr>
-          <w:p>
-            <w:pPr>
-              <w:spacing w:after="160" w:line="278" w:lineRule="auto"/>
-              <w:rPr>
-                <w:rFonts w:ascii="Times New Roman" w:hAnsi="Times New Roman" w:eastAsia="Times New Roman" w:cs="Times New Roman"/>
-                <w:sz w:val="22"/>
-                <w:szCs w:val="22"/>
-              </w:rPr>
-            </w:pPr>
-            <w:r>
-              <w:rPr>
-                <w:rFonts w:ascii="Times New Roman" w:hAnsi="Times New Roman" w:eastAsia="Times New Roman" w:cs="Times New Roman"/>
-                <w:sz w:val="22"/>
-                <w:szCs w:val="22"/>
-                <w:lang w:val="en-NZ"/>
-              </w:rPr>
-              <w:t>Test</w:t>
-            </w:r>
-            <w:r>
-              <w:rPr>
-                <w:rFonts w:ascii="Times New Roman" w:hAnsi="Times New Roman" w:eastAsia="Times New Roman" w:cs="Times New Roman"/>
-                <w:sz w:val="22"/>
-                <w:szCs w:val="22"/>
-                <w:lang w:val="en-NZ"/>
-              </w:rPr>
-              <w:t xml:space="preserve"> log template</w:t>
-            </w:r>
-          </w:p>
-        </w:tc>
-        <w:tc>
-          <w:tcPr>
-            <w:tcW w:w="5820" w:type="dxa"/>
-            <w:tcBorders>
-              <w:top w:val="single" w:color="auto" w:sz="6" w:space="0"/>
-              <w:left w:val="single" w:color="auto" w:sz="6" w:space="0"/>
-              <w:bottom w:val="single" w:color="auto" w:sz="6" w:space="0"/>
-              <w:right w:val="single" w:color="auto" w:sz="6" w:space="0"/>
-            </w:tcBorders>
-            <w:tcMar>
-              <w:left w:w="105" w:type="dxa"/>
-              <w:right w:w="105" w:type="dxa"/>
-            </w:tcMar>
-          </w:tcPr>
-          <w:p>
-            <w:pPr>
-              <w:spacing w:after="160" w:line="278" w:lineRule="auto"/>
-              <w:rPr>
-                <w:rFonts w:ascii="Times New Roman" w:hAnsi="Times New Roman" w:eastAsia="Times New Roman" w:cs="Times New Roman"/>
-                <w:sz w:val="22"/>
-                <w:szCs w:val="22"/>
-              </w:rPr>
-            </w:pPr>
-            <w:r>
-              <w:rPr>
-                <w:rFonts w:ascii="Times New Roman" w:hAnsi="Times New Roman" w:eastAsia="Times New Roman" w:cs="Times New Roman"/>
-                <w:sz w:val="22"/>
-                <w:szCs w:val="22"/>
-                <w:lang w:val="en-NZ"/>
-              </w:rPr>
-              <w:t>Record evaluation attempt details, logs, tool used, results</w:t>
             </w:r>
           </w:p>
         </w:tc>
